--- a/Capstone_Project/06_Testing_Results_and_Evaluation/Group-3_Test_Plan.docx
+++ b/Capstone_Project/06_Testing_Results_and_Evaluation/Group-3_Test_Plan.docx
@@ -37,7 +37,6 @@
       </w:r>
       <w:r>
         <w:br/>
-        <w:t>Student / Group Template</w:t>
       </w:r>
       <w:r>
         <w:br/>
@@ -245,14 +244,6 @@
     </w:p>
     <w:p>
       <w:pPr>
-        <w:keepNext/>
-      </w:pPr>
-      <w:r>
-        <w:t>Define what testing must demonstrate.</w:t>
-      </w:r>
-    </w:p>
-    <w:p>
-      <w:pPr>
         <w:spacing w:after="80"/>
       </w:pPr>
       <w:r>
@@ -320,14 +311,6 @@
       </w:pPr>
       <w:r>
         <w:t>2. Scope</w:t>
-      </w:r>
-    </w:p>
-    <w:p>
-      <w:pPr>
-        <w:keepNext/>
-      </w:pPr>
-      <w:r>
-        <w:t>State features included and excluded.</w:t>
       </w:r>
     </w:p>
     <w:p>
@@ -443,14 +426,6 @@
         <w:t>3. Test Environment</w:t>
       </w:r>
     </w:p>
-    <w:p>
-      <w:pPr>
-        <w:keepNext/>
-      </w:pPr>
-      <w:r>
-        <w:t>Document hardware, software, browsers/devices, database and test data.</w:t>
-      </w:r>
-    </w:p>
     <w:tbl>
       <w:tblPr>
         <w:tblStyle w:val="TableGrid"/>
@@ -541,7 +516,7 @@
               <w:rPr>
                 <w:sz w:val="18"/>
               </w:rPr>
-              <w:t>Branch main at commit 1cfc84c on 22 October 2026</w:t>
+              <w:t>Branch main at commit e9ab578 on 22 October 2026 and again after the fixes for D-02 to D-10 in the working copy</w:t>
             </w:r>
           </w:p>
         </w:tc>
@@ -848,14 +823,6 @@
       </w:pPr>
       <w:r>
         <w:t>4. Test Types</w:t>
-      </w:r>
-    </w:p>
-    <w:p>
-      <w:pPr>
-        <w:keepNext/>
-      </w:pPr>
-      <w:r>
-        <w:t>Identify unit, integration, system, usability, security or performance tests as applicable.</w:t>
       </w:r>
     </w:p>
     <w:tbl>
@@ -1350,14 +1317,6 @@
     <w:p>
       <w:pPr>
         <w:keepNext/>
-      </w:pPr>
-      <w:r>
-        <w:t>Define when testing begins and what constitutes completion.</w:t>
-      </w:r>
-    </w:p>
-    <w:p>
-      <w:pPr>
-        <w:keepNext/>
         <w:spacing w:after="60"/>
       </w:pPr>
       <w:r>
@@ -1448,14 +1407,6 @@
       </w:pPr>
       <w:r>
         <w:t>6. Roles and Responsibilities</w:t>
-      </w:r>
-    </w:p>
-    <w:p>
-      <w:pPr>
-        <w:keepNext/>
-      </w:pPr>
-      <w:r>
-        <w:t>Assign testing responsibilities.</w:t>
       </w:r>
     </w:p>
     <w:tbl>
@@ -1726,14 +1677,6 @@
       </w:pPr>
       <w:r>
         <w:t>7. Defect Management</w:t>
-      </w:r>
-    </w:p>
-    <w:p>
-      <w:pPr>
-        <w:keepNext/>
-      </w:pPr>
-      <w:r>
-        <w:t>Explain how defects are recorded, prioritised, fixed and retested.</w:t>
       </w:r>
     </w:p>
     <w:p>

--- a/Capstone_Project/06_Testing_Results_and_Evaluation/Group-3_Test_Plan.docx
+++ b/Capstone_Project/06_Testing_Results_and_Evaluation/Group-3_Test_Plan.docx
@@ -406,7 +406,7 @@
         <w:spacing w:after="40"/>
       </w:pPr>
       <w:r>
-        <w:t>Timed tests and feedback with real students and a lecturer (planned for Week 5 user testing)</w:t>
+        <w:t xml:space="preserve">Timed bookings with real students (the user testing on 28 October with 4 students and 2 lecturers collected ratings and comments)</w:t>
       </w:r>
     </w:p>
     <w:p>
@@ -516,7 +516,7 @@
               <w:rPr>
                 <w:sz w:val="18"/>
               </w:rPr>
-              <w:t>Branch main at commit e9ab578 on 22 October 2026 and again after the fixes for D-02 to D-10 in the working copy</w:t>
+              <w:t xml:space="preserve">Branch main at commit e9ab578 on 22 October 2026 and again after the fixes for D-02 to D-10</w:t>
             </w:r>
           </w:p>
         </w:tc>
@@ -716,7 +716,7 @@
               <w:rPr>
                 <w:sz w:val="18"/>
               </w:rPr>
-              <w:t>Seven made up users on the campusbook.test domain and five seeded slots (password CampusBook123)</w:t>
+              <w:t xml:space="preserve">Seven made up users on the campusbook.test domain and five seeded slots</w:t>
             </w:r>
           </w:p>
         </w:tc>
@@ -1291,7 +1291,7 @@
               <w:rPr>
                 <w:sz w:val="18"/>
               </w:rPr>
-              <w:t>Planned for Week 5</w:t>
+              <w:t xml:space="preserve">Done on 28 October with a Google Form (bookings not timed)</w:t>
             </w:r>
           </w:p>
         </w:tc>
@@ -1398,7 +1398,7 @@
         <w:spacing w:after="40"/>
       </w:pPr>
       <w:r>
-        <w:t>Open defects have an owner and a plan before the final submission</w:t>
+        <w:t xml:space="preserve">Every defect is fixed and retested before the final submission</w:t>
       </w:r>
     </w:p>
     <w:p>
@@ -1916,7 +1916,7 @@
       </w:pPr>
       <w:r>
         <w:rPr/>
-        <w:t>The status moves from Open to In Progress to Fixed to Retest to Closed The developer who owns the file fixes the defect then the test is run again and the result is written in the Retest Result column</w:t>
+        <w:t xml:space="preserve">The developer who owns the file fixes the defect then the test is run again and the result is written in the Retest Result column before the defect is closed</w:t>
       </w:r>
     </w:p>
     <w:p>

--- a/Capstone_Project/06_Testing_Results_and_Evaluation/Group-3_Test_Plan.docx
+++ b/Capstone_Project/06_Testing_Results_and_Evaluation/Group-3_Test_Plan.docx
@@ -196,7 +196,7 @@
           </w:tcPr>
           <w:p>
             <w:r>
-              <w:t>Week 4</w:t>
+              <w:t>Week 5 Final submission</w:t>
             </w:r>
           </w:p>
         </w:tc>
@@ -222,7 +222,7 @@
           </w:tcPr>
           <w:p>
             <w:r>
-              <w:t>Friday 23 October 2026</w:t>
+              <w:t>Thursday 29 October 2026</w:t>
             </w:r>
           </w:p>
         </w:tc>
